--- a/downloads/student/Unit 03/Handout 03.13 - Boundaries Practice and Performance Task Cards.docx
+++ b/downloads/student/Unit 03/Handout 03.13 - Boundaries Practice and Performance Task Cards.docx
@@ -170,7 +170,7 @@
         <w:pStyle w:val="BodyText"/>
       </w:pPr>
       <w:r>
-        <w:t xml:space="preserve">This class is about what a good relationship of any kind looks like, how to draw a line, and how to say no and be heard. Questions about the body go to health class. Anything that worries you goes to the counselor (, room ______).</w:t>
+        <w:t xml:space="preserve">This class is about what a good relationship of any kind looks like, how to draw a line, and how to say no and be heard. Questions about the body go to health class. Anything that worries you goes to the counselor (room ______).</w:t>
       </w:r>
     </w:p>
     <w:p>
